--- a/Eccc-Han/C705-Ak2.docx
+++ b/Eccc-Han/C705-Ak2.docx
@@ -3228,7 +3228,31 @@
           <w:rtl/>
           <w:lang w:val="hy-AM"/>
         </w:rPr>
-        <w:t>לם זנה [אחי]קר רב [וצבית עז]קה זי אסרחאדן [מלכא ה]ועל עטתה</w:t>
+        <w:t>לם זנה [אחי]קר רב [וצבית עז]קה זי אסרחאדן [מלכא ה]</w:t>
+      </w:r>
+      <w:r>
+        <w:rPr>
+          <w:rFonts w:ascii="SBL Hebrew" w:hAnsi="SBL Hebrew" w:cs="SBL Hebrew"/>
+          <w:noProof/>
+          <w:color w:val="4F6228" w:themeColor="accent3" w:themeShade="80"/>
+          <w:sz w:val="32"/>
+          <w:szCs w:val="32"/>
+          <w:rtl/>
+          <w:lang w:val="hy-AM"/>
+        </w:rPr>
+        <w:t>ו ו</w:t>
+      </w:r>
+      <w:r>
+        <w:rPr>
+          <w:rFonts w:ascii="SBL Hebrew" w:hAnsi="SBL Hebrew" w:cs="SBL Hebrew"/>
+          <w:noProof/>
+          <w:color w:val="4F6228" w:themeColor="accent3" w:themeShade="80"/>
+          <w:sz w:val="32"/>
+          <w:szCs w:val="32"/>
+          <w:rtl/>
+          <w:lang w:val="hy-AM"/>
+        </w:rPr>
+        <w:t>על עטתה</w:t>
       </w:r>
       <w:r>
         <w:rPr>
@@ -3833,7 +3857,7 @@
           <w:rtl/>
           <w:lang w:val="hy-AM"/>
         </w:rPr>
-        <w:t>בזך עדנא אישתמיע במ[דינת אתור לם אחיקר ספרא זי אסרחאדן</w:t>
+        <w:t>בזך עדנא אשתמיע במ[דינת אתור לם אחיקר ספרא זי אסרחאדן</w:t>
       </w:r>
     </w:p>
     <w:p>
@@ -4553,7 +4577,55 @@
           <w:rtl/>
           <w:lang w:val="hy-AM"/>
         </w:rPr>
-        <w:t>קנה עבד פר[יין ו]אמה ננבה פ[חד] הו [הנעל לביתה ו  .  .  .</w:t>
+        <w:t>קנה עבד פר[י</w:t>
+      </w:r>
+      <w:r>
+        <w:rPr>
+          <w:rFonts w:ascii="SBL Hebrew" w:hAnsi="SBL Hebrew" w:cs="SBL Hebrew"/>
+          <w:noProof/>
+          <w:color w:val="4F6228" w:themeColor="accent3" w:themeShade="80"/>
+          <w:sz w:val="32"/>
+          <w:szCs w:val="32"/>
+          <w:rtl/>
+          <w:lang w:val="hy-AM"/>
+        </w:rPr>
+        <w:t>ץ</w:t>
+      </w:r>
+      <w:r>
+        <w:rPr>
+          <w:rFonts w:ascii="SBL Hebrew" w:hAnsi="SBL Hebrew" w:cs="SBL Hebrew"/>
+          <w:noProof/>
+          <w:color w:val="4F6228" w:themeColor="accent3" w:themeShade="80"/>
+          <w:sz w:val="32"/>
+          <w:szCs w:val="32"/>
+          <w:rtl/>
+          <w:lang w:val="hy-AM"/>
+        </w:rPr>
+        <w:t xml:space="preserve"> ו]אמה </w:t>
+      </w:r>
+      <w:r>
+        <w:rPr>
+          <w:rFonts w:ascii="SBL Hebrew" w:hAnsi="SBL Hebrew" w:cs="SBL Hebrew"/>
+          <w:noProof/>
+          <w:color w:val="4F6228" w:themeColor="accent3" w:themeShade="80"/>
+          <w:sz w:val="32"/>
+          <w:szCs w:val="32"/>
+          <w:rtl/>
+          <w:lang w:val="hy-AM"/>
+        </w:rPr>
+        <w:t>ג</w:t>
+      </w:r>
+      <w:r>
+        <w:rPr>
+          <w:rFonts w:ascii="SBL Hebrew" w:hAnsi="SBL Hebrew" w:cs="SBL Hebrew"/>
+          <w:noProof/>
+          <w:color w:val="4F6228" w:themeColor="accent3" w:themeShade="80"/>
+          <w:sz w:val="32"/>
+          <w:szCs w:val="32"/>
+          <w:rtl/>
+          <w:lang w:val="hy-AM"/>
+        </w:rPr>
+        <w:t>נבה פ[חד] הו [הנעל לביתה ו  .  .  .</w:t>
       </w:r>
     </w:p>
     <w:p>
@@ -5333,7 +5405,31 @@
           <w:rtl/>
           <w:lang w:val="hy-AM"/>
         </w:rPr>
-        <w:t>ב[רי] אל ת[ב]ט יתרא עד החוה [כל מ]לה</w:t>
+        <w:t xml:space="preserve">ב[רי] אל ת[ב]ט יתרא עד </w:t>
+      </w:r>
+      <w:r>
+        <w:rPr>
+          <w:rFonts w:ascii="SBL Hebrew" w:hAnsi="SBL Hebrew" w:cs="SBL Hebrew"/>
+          <w:noProof/>
+          <w:color w:val="4F6228" w:themeColor="accent3" w:themeShade="80"/>
+          <w:sz w:val="32"/>
+          <w:szCs w:val="32"/>
+          <w:rtl/>
+          <w:lang w:val="hy-AM"/>
+        </w:rPr>
+        <w:t>ת</w:t>
+      </w:r>
+      <w:r>
+        <w:rPr>
+          <w:rFonts w:ascii="SBL Hebrew" w:hAnsi="SBL Hebrew" w:cs="SBL Hebrew"/>
+          <w:noProof/>
+          <w:color w:val="4F6228" w:themeColor="accent3" w:themeShade="80"/>
+          <w:sz w:val="32"/>
+          <w:szCs w:val="32"/>
+          <w:rtl/>
+          <w:lang w:val="hy-AM"/>
+        </w:rPr>
+        <w:t>חוה [כל מ]לה</w:t>
       </w:r>
     </w:p>
     <w:p>
@@ -5541,7 +5637,31 @@
           <w:rtl/>
           <w:lang w:val="hy-AM"/>
         </w:rPr>
-        <w:t>אל הכבה מלת מלך רפאה תהוי [לאחו]ך רכיך ממלל מלך שרק ועזיז הו מן סכין פמ[ין</w:t>
+        <w:t xml:space="preserve">אל </w:t>
+      </w:r>
+      <w:r>
+        <w:rPr>
+          <w:rFonts w:ascii="SBL Hebrew" w:hAnsi="SBL Hebrew" w:cs="SBL Hebrew"/>
+          <w:noProof/>
+          <w:color w:val="4F6228" w:themeColor="accent3" w:themeShade="80"/>
+          <w:sz w:val="32"/>
+          <w:szCs w:val="32"/>
+          <w:rtl/>
+          <w:lang w:val="hy-AM"/>
+        </w:rPr>
+        <w:t>ת</w:t>
+      </w:r>
+      <w:r>
+        <w:rPr>
+          <w:rFonts w:ascii="SBL Hebrew" w:hAnsi="SBL Hebrew" w:cs="SBL Hebrew"/>
+          <w:noProof/>
+          <w:color w:val="4F6228" w:themeColor="accent3" w:themeShade="80"/>
+          <w:sz w:val="32"/>
+          <w:szCs w:val="32"/>
+          <w:rtl/>
+          <w:lang w:val="hy-AM"/>
+        </w:rPr>
+        <w:t>כבה מלת מלך רפאה תהוי [לאחו]ך רכיך ממלל מלך שרק ועזיז הו מן סכין פמ[ין</w:t>
       </w:r>
     </w:p>
     <w:p>
@@ -5633,7 +5753,7 @@
           <w:rtl/>
           <w:lang w:val="hy-AM"/>
         </w:rPr>
-        <w:t>אליח [ונ]הי עלא[מ]ריך ותהך [ב]לא ביומיך</w:t>
+        <w:t>אליח[ונ]הי עלא[מ]ריך ותהך [ב]לא ביומיך</w:t>
       </w:r>
     </w:p>
     <w:p>
@@ -5845,7 +5965,7 @@
           <w:rtl/>
           <w:lang w:val="hy-AM"/>
         </w:rPr>
-        <w:t>טעמת אף זעררתא מררתא ו[טעמ]א חסין ולא איתי זי [מ]ריר מן ענוה רכיך לשן מך[לך</w:t>
+        <w:t>טעמת אף זעררתא מררתא ו[טעמ]א חסין ולא איתי זי [מ]ריר מן ענוה רכיך לשן מ[לך</w:t>
       </w:r>
     </w:p>
     <w:p>
@@ -13572,4 +13692,16 @@
   <a:objectDefaults/>
   <a:extraClrSchemeLst/>
 </a:theme>
+</file>
+
+<file path=customXml/item1.xml><?xml version="1.0" encoding="utf-8"?>
+<b:Sources xmlns:b="http://schemas.openxmlformats.org/officeDocument/2006/bibliography" xmlns="http://schemas.openxmlformats.org/officeDocument/2006/bibliography" SelectedStyle="\APASixthEditionOfficeOnline.xsl" StyleName="APA" Version="6"/>
+</file>
+
+<file path=customXml/itemProps1.xml><?xml version="1.0" encoding="utf-8"?>
+<ds:datastoreItem xmlns:ds="http://schemas.openxmlformats.org/officeDocument/2006/customXml" ds:itemID="{B7BC79EC-D931-4F10-B6EF-98F9317095D4}">
+  <ds:schemaRefs>
+    <ds:schemaRef ds:uri="http://schemas.openxmlformats.org/officeDocument/2006/bibliography"/>
+  </ds:schemaRefs>
+</ds:datastoreItem>
 </file>
--- a/Eccc-Han/C705-Ak2.docx
+++ b/Eccc-Han/C705-Ak2.docx
@@ -8135,7 +8135,7 @@
           <w:rtl/>
           <w:lang w:val="hy-AM"/>
         </w:rPr>
-        <w:t>עם זי רם מנך אלתעבר בנ[ךצוי ?</w:t>
+        <w:t>עם זי רם מנך אלתעבר בנ[צוי ?</w:t>
       </w:r>
     </w:p>
     <w:p>
@@ -8596,7 +8596,30 @@
           <w:rtl/>
           <w:lang w:val="hy-AM"/>
         </w:rPr>
-        <w:t>טב כבש ..    .</w:t>
+        <w:t>טב כבש .</w:t>
+      </w:r>
+      <w:r>
+        <w:rPr>
+          <w:rFonts w:ascii="SBL Hebrew" w:hAnsi="SBL Hebrew" w:cs="SBL Hebrew"/>
+          <w:noProof/>
+          <w:color w:val="4F6228" w:themeColor="accent3" w:themeShade="80"/>
+          <w:sz w:val="32"/>
+          <w:szCs w:val="32"/>
+          <w:lang w:val="hy-AM"/>
+        </w:rPr>
+        <w:t xml:space="preserve">  </w:t>
+      </w:r>
+      <w:r>
+        <w:rPr>
+          <w:rFonts w:ascii="SBL Hebrew" w:hAnsi="SBL Hebrew" w:cs="SBL Hebrew"/>
+          <w:noProof/>
+          <w:color w:val="4F6228" w:themeColor="accent3" w:themeShade="80"/>
+          <w:sz w:val="32"/>
+          <w:szCs w:val="32"/>
+          <w:rtl/>
+          <w:lang w:val="hy-AM"/>
+        </w:rPr>
+        <w:t>.  .</w:t>
       </w:r>
     </w:p>
     <w:p>
@@ -8642,7 +8665,30 @@
           <w:rtl/>
           <w:lang w:val="hy-AM"/>
         </w:rPr>
-        <w:t xml:space="preserve">נפשך אלירחם.  .  . </w:t>
+        <w:t>נפשך אלירחם</w:t>
+      </w:r>
+      <w:r>
+        <w:rPr>
+          <w:rFonts w:ascii="SBL Hebrew" w:hAnsi="SBL Hebrew" w:cs="SBL Hebrew"/>
+          <w:noProof/>
+          <w:color w:val="4F6228" w:themeColor="accent3" w:themeShade="80"/>
+          <w:sz w:val="32"/>
+          <w:szCs w:val="32"/>
+          <w:lang w:val="hy-AM"/>
+        </w:rPr>
+        <w:t xml:space="preserve"> </w:t>
+      </w:r>
+      <w:r>
+        <w:rPr>
+          <w:rFonts w:ascii="SBL Hebrew" w:hAnsi="SBL Hebrew" w:cs="SBL Hebrew"/>
+          <w:noProof/>
+          <w:color w:val="4F6228" w:themeColor="accent3" w:themeShade="80"/>
+          <w:sz w:val="32"/>
+          <w:szCs w:val="32"/>
+          <w:rtl/>
+          <w:lang w:val="hy-AM"/>
+        </w:rPr>
+        <w:t xml:space="preserve">.  .  . </w:t>
       </w:r>
     </w:p>
     <w:p>
@@ -8688,7 +8734,30 @@
           <w:rtl/>
           <w:lang w:val="hy-AM"/>
         </w:rPr>
-        <w:t xml:space="preserve">ירפון המו להן זי אל עמה.  .  . </w:t>
+        <w:t>ירפון המו להן זי אל עמה</w:t>
+      </w:r>
+      <w:r>
+        <w:rPr>
+          <w:rFonts w:ascii="SBL Hebrew" w:hAnsi="SBL Hebrew" w:cs="SBL Hebrew"/>
+          <w:noProof/>
+          <w:color w:val="4F6228" w:themeColor="accent3" w:themeShade="80"/>
+          <w:sz w:val="32"/>
+          <w:szCs w:val="32"/>
+          <w:lang w:val="hy-AM"/>
+        </w:rPr>
+        <w:t xml:space="preserve"> </w:t>
+      </w:r>
+      <w:r>
+        <w:rPr>
+          <w:rFonts w:ascii="SBL Hebrew" w:hAnsi="SBL Hebrew" w:cs="SBL Hebrew"/>
+          <w:noProof/>
+          <w:color w:val="4F6228" w:themeColor="accent3" w:themeShade="80"/>
+          <w:sz w:val="32"/>
+          <w:szCs w:val="32"/>
+          <w:rtl/>
+          <w:lang w:val="hy-AM"/>
+        </w:rPr>
+        <w:t xml:space="preserve">.  .  . </w:t>
       </w:r>
     </w:p>
     <w:p>
@@ -9083,7 +9152,31 @@
           <w:rtl/>
           <w:lang w:val="hy-AM"/>
         </w:rPr>
-        <w:t>.  .  .  מן .  . שי בטן וזי לה אלעמה מן יה[ה ד]אנהי</w:t>
+        <w:t>.  .  .  מן .  . שי בטן וזי לה אלעמה מן יה</w:t>
+      </w:r>
+      <w:r>
+        <w:rPr>
+          <w:rFonts w:ascii="SBL Hebrew" w:hAnsi="SBL Hebrew" w:cs="SBL Hebrew"/>
+          <w:noProof/>
+          <w:color w:val="4F6228" w:themeColor="accent3" w:themeShade="80"/>
+          <w:sz w:val="32"/>
+          <w:szCs w:val="32"/>
+          <w:rtl/>
+          <w:lang w:val="hy-AM"/>
+        </w:rPr>
+        <w:t>ו</w:t>
+      </w:r>
+      <w:r>
+        <w:rPr>
+          <w:rFonts w:ascii="SBL Hebrew" w:hAnsi="SBL Hebrew" w:cs="SBL Hebrew"/>
+          <w:noProof/>
+          <w:color w:val="4F6228" w:themeColor="accent3" w:themeShade="80"/>
+          <w:sz w:val="32"/>
+          <w:szCs w:val="32"/>
+          <w:rtl/>
+          <w:lang w:val="hy-AM"/>
+        </w:rPr>
+        <w:t>[ה ד]אנהי</w:t>
       </w:r>
     </w:p>
     <w:p>
@@ -9268,7 +9361,7 @@
           <w:rtl/>
           <w:lang w:val="hy-AM"/>
         </w:rPr>
-        <w:t>סג]יא שדר לרמנ[א] לם סניא לרמנא מה טב שגן[יא] כבי[ד לזי נ]גע</w:t>
+        <w:t>סג]יא שדר לרמנ[א] לם סניא לרמנא מה טב שג[יא] כבי[ד לזי נ]גע</w:t>
       </w:r>
       <w:r>
         <w:rPr>
